--- a/ExplicacaoJogoDaVelha001.docx
+++ b/ExplicacaoJogoDaVelha001.docx
@@ -7,35 +7,409 @@
         <w:pStyle w:val="Ttulo1"/>
       </w:pPr>
       <w:r>
-        <w:t>Guia Explicativo: Jogo da Velha em C</w:t>
-      </w:r>
-    </w:p>
-    <w:p>
-      <w:pPr>
-        <w:rPr>
-          <w:lang w:eastAsia="pt-BR"/>
-        </w:rPr>
-      </w:pPr>
-      <w:r>
-        <w:rPr>
-          <w:lang w:eastAsia="pt-BR"/>
-        </w:rPr>
-        <w:t>Este documento explica o código d</w:t>
-      </w:r>
-      <w:r>
-        <w:rPr>
-          <w:lang w:eastAsia="pt-BR"/>
-        </w:rPr>
-        <w:t xml:space="preserve">o </w:t>
-      </w:r>
-      <w:r>
-        <w:rPr>
-          <w:lang w:eastAsia="pt-BR"/>
-        </w:rPr>
-        <w:t>jogo da velha desenvolvido na linguagem C</w:t>
-      </w:r>
-      <w:r>
-        <w:rPr>
+        <w:t>Documentação</w:t>
+      </w:r>
+    </w:p>
+    <w:p>
+      <w:pPr>
+        <w:pStyle w:val="Ttulo2"/>
+        <w:numPr>
+          <w:ilvl w:val="0"/>
+          <w:numId w:val="16"/>
+        </w:numPr>
+        <w:ind w:left="0" w:firstLine="0"/>
+      </w:pPr>
+      <w:r>
+        <w:t>Identificação do Projeto</w:t>
+      </w:r>
+    </w:p>
+    <w:p>
+      <w:pPr>
+        <w:numPr>
+          <w:ilvl w:val="0"/>
+          <w:numId w:val="15"/>
+        </w:numPr>
+        <w:spacing w:before="100" w:beforeAutospacing="1" w:after="100" w:afterAutospacing="1"/>
+        <w:jc w:val="left"/>
+        <w:rPr>
+          <w:rFonts w:eastAsia="Times New Roman" w:cs="Arial"/>
+          <w:sz w:val="24"/>
+          <w:szCs w:val="24"/>
+          <w:lang w:eastAsia="pt-BR"/>
+        </w:rPr>
+      </w:pPr>
+      <w:r>
+        <w:rPr>
+          <w:rFonts w:eastAsia="Times New Roman" w:cs="Arial"/>
+          <w:b/>
+          <w:bCs/>
+          <w:sz w:val="24"/>
+          <w:szCs w:val="24"/>
+          <w:lang w:eastAsia="pt-BR"/>
+        </w:rPr>
+        <w:t>Nome do Jogo:</w:t>
+      </w:r>
+      <w:r>
+        <w:rPr>
+          <w:rFonts w:eastAsia="Times New Roman" w:cs="Arial"/>
+          <w:sz w:val="24"/>
+          <w:szCs w:val="24"/>
+          <w:lang w:eastAsia="pt-BR"/>
+        </w:rPr>
+        <w:t xml:space="preserve"> Jogo da Velha (Jogador vs. Computador)</w:t>
+      </w:r>
+    </w:p>
+    <w:p>
+      <w:pPr>
+        <w:numPr>
+          <w:ilvl w:val="0"/>
+          <w:numId w:val="15"/>
+        </w:numPr>
+        <w:spacing w:before="100" w:beforeAutospacing="1" w:after="100" w:afterAutospacing="1"/>
+        <w:jc w:val="left"/>
+        <w:rPr>
+          <w:rFonts w:eastAsia="Times New Roman" w:cs="Arial"/>
+          <w:sz w:val="24"/>
+          <w:szCs w:val="24"/>
+          <w:lang w:eastAsia="pt-BR"/>
+        </w:rPr>
+      </w:pPr>
+      <w:r>
+        <w:rPr>
+          <w:rFonts w:eastAsia="Times New Roman" w:cs="Arial"/>
+          <w:b/>
+          <w:bCs/>
+          <w:sz w:val="24"/>
+          <w:szCs w:val="24"/>
+          <w:lang w:eastAsia="pt-BR"/>
+        </w:rPr>
+        <w:t>Disciplina:</w:t>
+      </w:r>
+      <w:r>
+        <w:rPr>
+          <w:rFonts w:eastAsia="Times New Roman" w:cs="Arial"/>
+          <w:sz w:val="24"/>
+          <w:szCs w:val="24"/>
+          <w:lang w:eastAsia="pt-BR"/>
+        </w:rPr>
+        <w:t xml:space="preserve"> Linguagem de Programação</w:t>
+      </w:r>
+    </w:p>
+    <w:p>
+      <w:pPr>
+        <w:numPr>
+          <w:ilvl w:val="0"/>
+          <w:numId w:val="15"/>
+        </w:numPr>
+        <w:spacing w:before="100" w:beforeAutospacing="1" w:after="100" w:afterAutospacing="1"/>
+        <w:jc w:val="left"/>
+        <w:rPr>
+          <w:rFonts w:eastAsia="Times New Roman" w:cs="Arial"/>
+          <w:sz w:val="24"/>
+          <w:szCs w:val="24"/>
+          <w:lang w:eastAsia="pt-BR"/>
+        </w:rPr>
+      </w:pPr>
+      <w:r>
+        <w:rPr>
+          <w:rFonts w:eastAsia="Times New Roman" w:cs="Arial"/>
+          <w:b/>
+          <w:bCs/>
+          <w:sz w:val="24"/>
+          <w:szCs w:val="24"/>
+          <w:lang w:eastAsia="pt-BR"/>
+        </w:rPr>
+        <w:t>Data de Entrega:</w:t>
+      </w:r>
+      <w:r>
+        <w:rPr>
+          <w:rFonts w:eastAsia="Times New Roman" w:cs="Arial"/>
+          <w:sz w:val="24"/>
+          <w:szCs w:val="24"/>
+          <w:lang w:eastAsia="pt-BR"/>
+        </w:rPr>
+        <w:t xml:space="preserve"> 16/10/2026</w:t>
+      </w:r>
+    </w:p>
+    <w:p>
+      <w:pPr>
+        <w:numPr>
+          <w:ilvl w:val="0"/>
+          <w:numId w:val="15"/>
+        </w:numPr>
+        <w:spacing w:before="100" w:beforeAutospacing="1" w:after="100" w:afterAutospacing="1"/>
+        <w:jc w:val="left"/>
+        <w:rPr>
+          <w:rFonts w:eastAsia="Times New Roman" w:cs="Arial"/>
+          <w:sz w:val="24"/>
+          <w:szCs w:val="24"/>
+          <w:lang w:eastAsia="pt-BR"/>
+        </w:rPr>
+      </w:pPr>
+      <w:r>
+        <w:rPr>
+          <w:rFonts w:eastAsia="Times New Roman" w:cs="Arial"/>
+          <w:b/>
+          <w:bCs/>
+          <w:sz w:val="24"/>
+          <w:szCs w:val="24"/>
+          <w:lang w:eastAsia="pt-BR"/>
+        </w:rPr>
+        <w:t>Integrantes do Grupo:</w:t>
+      </w:r>
+    </w:p>
+    <w:p>
+      <w:pPr>
+        <w:numPr>
+          <w:ilvl w:val="1"/>
+          <w:numId w:val="15"/>
+        </w:numPr>
+        <w:spacing w:before="100" w:beforeAutospacing="1" w:after="100" w:afterAutospacing="1"/>
+        <w:jc w:val="left"/>
+        <w:rPr>
+          <w:rFonts w:eastAsia="Times New Roman" w:cs="Arial"/>
+          <w:sz w:val="24"/>
+          <w:szCs w:val="24"/>
+          <w:lang w:eastAsia="pt-BR"/>
+        </w:rPr>
+      </w:pPr>
+      <w:r>
+        <w:rPr>
+          <w:rFonts w:eastAsia="Times New Roman" w:cs="Arial"/>
+          <w:sz w:val="24"/>
+          <w:szCs w:val="24"/>
+          <w:lang w:eastAsia="pt-BR"/>
+        </w:rPr>
+        <w:t>Maria Júlia Gadelha</w:t>
+      </w:r>
+    </w:p>
+    <w:p>
+      <w:pPr>
+        <w:numPr>
+          <w:ilvl w:val="1"/>
+          <w:numId w:val="15"/>
+        </w:numPr>
+        <w:spacing w:before="100" w:beforeAutospacing="1" w:after="100" w:afterAutospacing="1"/>
+        <w:jc w:val="left"/>
+        <w:rPr>
+          <w:rFonts w:eastAsia="Times New Roman" w:cs="Arial"/>
+          <w:sz w:val="24"/>
+          <w:szCs w:val="24"/>
+          <w:lang w:eastAsia="pt-BR"/>
+        </w:rPr>
+      </w:pPr>
+      <w:r>
+        <w:rPr>
+          <w:rFonts w:eastAsia="Times New Roman" w:cs="Arial"/>
+          <w:sz w:val="24"/>
+          <w:szCs w:val="24"/>
+          <w:lang w:eastAsia="pt-BR"/>
+        </w:rPr>
+        <w:t>Lucas Mourão</w:t>
+      </w:r>
+    </w:p>
+    <w:p>
+      <w:pPr>
+        <w:pStyle w:val="Ttulo2"/>
+        <w:numPr>
+          <w:ilvl w:val="0"/>
+          <w:numId w:val="16"/>
+        </w:numPr>
+        <w:tabs>
+          <w:tab w:val="num" w:pos="720"/>
+        </w:tabs>
+        <w:ind w:left="0" w:firstLine="0"/>
+      </w:pPr>
+      <w:r>
+        <w:t>Descrição do funcionamento</w:t>
+      </w:r>
+    </w:p>
+    <w:p>
+      <w:pPr>
+        <w:ind w:left="360" w:firstLine="0"/>
+        <w:jc w:val="left"/>
+        <w:rPr>
+          <w:rFonts w:eastAsia="Times New Roman" w:cs="Arial"/>
+          <w:sz w:val="24"/>
+          <w:szCs w:val="24"/>
+          <w:lang w:eastAsia="pt-BR"/>
+        </w:rPr>
+      </w:pPr>
+      <w:r>
+        <w:rPr>
+          <w:rFonts w:eastAsia="Times New Roman" w:cs="Arial"/>
+          <w:sz w:val="24"/>
+          <w:szCs w:val="24"/>
+          <w:lang w:eastAsia="pt-BR"/>
+        </w:rPr>
+        <w:t xml:space="preserve">O projeto consiste em uma implementação em console (terminal) do clássico </w:t>
+      </w:r>
+      <w:r>
+        <w:rPr>
+          <w:rFonts w:eastAsia="Times New Roman" w:cs="Arial"/>
+          <w:b/>
+          <w:bCs/>
+          <w:sz w:val="24"/>
+          <w:szCs w:val="24"/>
+          <w:lang w:eastAsia="pt-BR"/>
+        </w:rPr>
+        <w:t>Jogo da Velha</w:t>
+      </w:r>
+      <w:r>
+        <w:rPr>
+          <w:rFonts w:eastAsia="Times New Roman" w:cs="Arial"/>
+          <w:sz w:val="24"/>
+          <w:szCs w:val="24"/>
+          <w:lang w:eastAsia="pt-BR"/>
+        </w:rPr>
+        <w:t>, desenvolvida inteiramente em linguagem C. O programa coloca um jogador humano (</w:t>
+      </w:r>
+      <w:r>
+        <w:rPr>
+          <w:rFonts w:eastAsia="Times New Roman" w:cs="Arial"/>
+          <w:sz w:val="20"/>
+          <w:szCs w:val="20"/>
+          <w:lang w:eastAsia="pt-BR"/>
+        </w:rPr>
+        <w:t>X</w:t>
+      </w:r>
+      <w:r>
+        <w:rPr>
+          <w:rFonts w:eastAsia="Times New Roman" w:cs="Arial"/>
+          <w:sz w:val="24"/>
+          <w:szCs w:val="24"/>
+          <w:lang w:eastAsia="pt-BR"/>
+        </w:rPr>
+        <w:t>) para disputar uma partida contra o computador (</w:t>
+      </w:r>
+      <w:r>
+        <w:rPr>
+          <w:rFonts w:eastAsia="Times New Roman" w:cs="Arial"/>
+          <w:sz w:val="20"/>
+          <w:szCs w:val="20"/>
+          <w:lang w:eastAsia="pt-BR"/>
+        </w:rPr>
+        <w:t>O</w:t>
+      </w:r>
+      <w:r>
+        <w:rPr>
+          <w:rFonts w:eastAsia="Times New Roman" w:cs="Arial"/>
+          <w:sz w:val="24"/>
+          <w:szCs w:val="24"/>
+          <w:lang w:eastAsia="pt-BR"/>
+        </w:rPr>
+        <w:t>), que realiza suas jogadas de forma automatizada utilizando números aleatórios.</w:t>
+      </w:r>
+    </w:p>
+    <w:p>
+      <w:pPr>
+        <w:ind w:left="360" w:firstLine="0"/>
+        <w:jc w:val="left"/>
+        <w:rPr>
+          <w:rFonts w:eastAsia="Times New Roman" w:cs="Arial"/>
+          <w:sz w:val="24"/>
+          <w:szCs w:val="24"/>
+          <w:lang w:eastAsia="pt-BR"/>
+        </w:rPr>
+      </w:pPr>
+    </w:p>
+    <w:p>
+      <w:pPr>
+        <w:ind w:left="360" w:firstLine="0"/>
+        <w:jc w:val="left"/>
+        <w:rPr>
+          <w:rFonts w:eastAsia="Times New Roman" w:cs="Arial"/>
+          <w:sz w:val="24"/>
+          <w:szCs w:val="24"/>
+          <w:lang w:eastAsia="pt-BR"/>
+        </w:rPr>
+      </w:pPr>
+      <w:r>
+        <w:rPr>
+          <w:rFonts w:eastAsia="Times New Roman" w:cs="Arial"/>
+          <w:sz w:val="24"/>
+          <w:szCs w:val="24"/>
+          <w:lang w:eastAsia="pt-BR"/>
+        </w:rPr>
+        <w:t>O fluxo do jogo é controlado por um laço de repetição principal (</w:t>
+      </w:r>
+      <w:proofErr w:type="spellStart"/>
+      <w:r>
+        <w:rPr>
+          <w:rFonts w:eastAsia="Times New Roman" w:cs="Arial"/>
+          <w:sz w:val="20"/>
+          <w:szCs w:val="20"/>
+          <w:lang w:eastAsia="pt-BR"/>
+        </w:rPr>
+        <w:t>while</w:t>
+      </w:r>
+      <w:proofErr w:type="spellEnd"/>
+      <w:r>
+        <w:rPr>
+          <w:rFonts w:eastAsia="Times New Roman" w:cs="Arial"/>
+          <w:sz w:val="24"/>
+          <w:szCs w:val="24"/>
+          <w:lang w:eastAsia="pt-BR"/>
+        </w:rPr>
+        <w:t>), que alterna os turnos entre o usuário e a máquina a cada rodada, atualizando o tabuleiro dinamicamente e verificando em tempo real se houve vitória, empate ou se a partida deve continuar.</w:t>
+      </w:r>
+    </w:p>
+    <w:p>
+      <w:pPr>
+        <w:pStyle w:val="Ttulo2"/>
+        <w:numPr>
+          <w:ilvl w:val="0"/>
+          <w:numId w:val="16"/>
+        </w:numPr>
+        <w:tabs>
+          <w:tab w:val="num" w:pos="720"/>
+        </w:tabs>
+        <w:ind w:left="0" w:firstLine="0"/>
+      </w:pPr>
+      <w:r>
+        <w:t>Regras</w:t>
+      </w:r>
+    </w:p>
+    <w:p>
+      <w:pPr>
+        <w:numPr>
+          <w:ilvl w:val="0"/>
+          <w:numId w:val="17"/>
+        </w:numPr>
+        <w:spacing w:before="100" w:beforeAutospacing="1" w:after="100" w:afterAutospacing="1"/>
+        <w:jc w:val="left"/>
+        <w:rPr>
+          <w:rFonts w:eastAsia="Times New Roman" w:cs="Arial"/>
+          <w:sz w:val="24"/>
+          <w:szCs w:val="24"/>
+          <w:lang w:eastAsia="pt-BR"/>
+        </w:rPr>
+      </w:pPr>
+      <w:r>
+        <w:rPr>
+          <w:rFonts w:eastAsia="Times New Roman" w:cs="Arial"/>
+          <w:sz w:val="24"/>
+          <w:szCs w:val="24"/>
+          <w:lang w:eastAsia="pt-BR"/>
+        </w:rPr>
+        <w:t xml:space="preserve">O tabuleiro possui uma matriz de dimensões </w:t>
+      </w:r>
+      <w:r>
+        <w:rPr>
+          <w:rFonts w:eastAsia="Times New Roman" w:cs="Arial"/>
+          <w:b/>
+          <w:bCs/>
+          <w:sz w:val="24"/>
+          <w:szCs w:val="24"/>
+          <w:lang w:eastAsia="pt-BR"/>
+        </w:rPr>
+        <w:t>3x3</w:t>
+      </w:r>
+      <w:r>
+        <w:rPr>
+          <w:rFonts w:eastAsia="Times New Roman" w:cs="Arial"/>
+          <w:sz w:val="24"/>
+          <w:szCs w:val="24"/>
           <w:lang w:eastAsia="pt-BR"/>
         </w:rPr>
         <w:t>.</w:t>
@@ -43,10 +417,323 @@
     </w:p>
     <w:p>
       <w:pPr>
-        <w:rPr>
-          <w:lang w:eastAsia="pt-BR"/>
-        </w:rPr>
-      </w:pPr>
+        <w:numPr>
+          <w:ilvl w:val="0"/>
+          <w:numId w:val="17"/>
+        </w:numPr>
+        <w:spacing w:before="100" w:beforeAutospacing="1" w:after="100" w:afterAutospacing="1"/>
+        <w:jc w:val="left"/>
+        <w:rPr>
+          <w:rFonts w:eastAsia="Times New Roman" w:cs="Arial"/>
+          <w:sz w:val="24"/>
+          <w:szCs w:val="24"/>
+          <w:lang w:eastAsia="pt-BR"/>
+        </w:rPr>
+      </w:pPr>
+      <w:r>
+        <w:rPr>
+          <w:rFonts w:eastAsia="Times New Roman" w:cs="Arial"/>
+          <w:sz w:val="24"/>
+          <w:szCs w:val="24"/>
+          <w:lang w:eastAsia="pt-BR"/>
+        </w:rPr>
+        <w:t xml:space="preserve">O jogador humano inicia jogando com o símbolo </w:t>
+      </w:r>
+      <w:r>
+        <w:rPr>
+          <w:rFonts w:eastAsia="Times New Roman" w:cs="Arial"/>
+          <w:b/>
+          <w:bCs/>
+          <w:sz w:val="24"/>
+          <w:szCs w:val="24"/>
+          <w:lang w:eastAsia="pt-BR"/>
+        </w:rPr>
+        <w:t>'X'</w:t>
+      </w:r>
+      <w:r>
+        <w:rPr>
+          <w:rFonts w:eastAsia="Times New Roman" w:cs="Arial"/>
+          <w:sz w:val="24"/>
+          <w:szCs w:val="24"/>
+          <w:lang w:eastAsia="pt-BR"/>
+        </w:rPr>
+        <w:t xml:space="preserve">, e o computador joga com o símbolo </w:t>
+      </w:r>
+      <w:r>
+        <w:rPr>
+          <w:rFonts w:eastAsia="Times New Roman" w:cs="Arial"/>
+          <w:b/>
+          <w:bCs/>
+          <w:sz w:val="24"/>
+          <w:szCs w:val="24"/>
+          <w:lang w:eastAsia="pt-BR"/>
+        </w:rPr>
+        <w:t>'O'</w:t>
+      </w:r>
+      <w:r>
+        <w:rPr>
+          <w:rFonts w:eastAsia="Times New Roman" w:cs="Arial"/>
+          <w:sz w:val="24"/>
+          <w:szCs w:val="24"/>
+          <w:lang w:eastAsia="pt-BR"/>
+        </w:rPr>
+        <w:t>.</w:t>
+      </w:r>
+    </w:p>
+    <w:p>
+      <w:pPr>
+        <w:numPr>
+          <w:ilvl w:val="0"/>
+          <w:numId w:val="17"/>
+        </w:numPr>
+        <w:spacing w:before="100" w:beforeAutospacing="1" w:after="100" w:afterAutospacing="1"/>
+        <w:jc w:val="left"/>
+        <w:rPr>
+          <w:rFonts w:eastAsia="Times New Roman" w:cs="Arial"/>
+          <w:sz w:val="24"/>
+          <w:szCs w:val="24"/>
+          <w:lang w:eastAsia="pt-BR"/>
+        </w:rPr>
+      </w:pPr>
+      <w:r>
+        <w:rPr>
+          <w:rFonts w:eastAsia="Times New Roman" w:cs="Arial"/>
+          <w:sz w:val="24"/>
+          <w:szCs w:val="24"/>
+          <w:lang w:eastAsia="pt-BR"/>
+        </w:rPr>
+        <w:t xml:space="preserve">O jogador escolhe uma posição informando a </w:t>
+      </w:r>
+      <w:r>
+        <w:rPr>
+          <w:rFonts w:eastAsia="Times New Roman" w:cs="Arial"/>
+          <w:b/>
+          <w:bCs/>
+          <w:sz w:val="24"/>
+          <w:szCs w:val="24"/>
+          <w:lang w:eastAsia="pt-BR"/>
+        </w:rPr>
+        <w:t>linha</w:t>
+      </w:r>
+      <w:r>
+        <w:rPr>
+          <w:rFonts w:eastAsia="Times New Roman" w:cs="Arial"/>
+          <w:sz w:val="24"/>
+          <w:szCs w:val="24"/>
+          <w:lang w:eastAsia="pt-BR"/>
+        </w:rPr>
+        <w:t xml:space="preserve"> (1 a 3) e a </w:t>
+      </w:r>
+      <w:r>
+        <w:rPr>
+          <w:rFonts w:eastAsia="Times New Roman" w:cs="Arial"/>
+          <w:b/>
+          <w:bCs/>
+          <w:sz w:val="24"/>
+          <w:szCs w:val="24"/>
+          <w:lang w:eastAsia="pt-BR"/>
+        </w:rPr>
+        <w:t>coluna</w:t>
+      </w:r>
+      <w:r>
+        <w:rPr>
+          <w:rFonts w:eastAsia="Times New Roman" w:cs="Arial"/>
+          <w:sz w:val="24"/>
+          <w:szCs w:val="24"/>
+          <w:lang w:eastAsia="pt-BR"/>
+        </w:rPr>
+        <w:t xml:space="preserve"> (1 a 3).</w:t>
+      </w:r>
+    </w:p>
+    <w:p>
+      <w:pPr>
+        <w:numPr>
+          <w:ilvl w:val="0"/>
+          <w:numId w:val="17"/>
+        </w:numPr>
+        <w:spacing w:before="100" w:beforeAutospacing="1" w:after="100" w:afterAutospacing="1"/>
+        <w:jc w:val="left"/>
+        <w:rPr>
+          <w:rFonts w:eastAsia="Times New Roman" w:cs="Arial"/>
+          <w:sz w:val="24"/>
+          <w:szCs w:val="24"/>
+          <w:lang w:eastAsia="pt-BR"/>
+        </w:rPr>
+      </w:pPr>
+      <w:r>
+        <w:rPr>
+          <w:rFonts w:eastAsia="Times New Roman" w:cs="Arial"/>
+          <w:sz w:val="24"/>
+          <w:szCs w:val="24"/>
+          <w:lang w:eastAsia="pt-BR"/>
+        </w:rPr>
+        <w:t xml:space="preserve">O computador seleciona sua jogada de forma aleatória utilizando a função </w:t>
+      </w:r>
+      <w:proofErr w:type="spellStart"/>
+      <w:proofErr w:type="gramStart"/>
+      <w:r>
+        <w:rPr>
+          <w:rFonts w:eastAsia="Times New Roman" w:cs="Arial"/>
+          <w:sz w:val="20"/>
+          <w:szCs w:val="20"/>
+          <w:lang w:eastAsia="pt-BR"/>
+        </w:rPr>
+        <w:t>rand</w:t>
+      </w:r>
+      <w:proofErr w:type="spellEnd"/>
+      <w:r>
+        <w:rPr>
+          <w:rFonts w:eastAsia="Times New Roman" w:cs="Arial"/>
+          <w:sz w:val="20"/>
+          <w:szCs w:val="20"/>
+          <w:lang w:eastAsia="pt-BR"/>
+        </w:rPr>
+        <w:t>(</w:t>
+      </w:r>
+      <w:proofErr w:type="gramEnd"/>
+      <w:r>
+        <w:rPr>
+          <w:rFonts w:eastAsia="Times New Roman" w:cs="Arial"/>
+          <w:sz w:val="20"/>
+          <w:szCs w:val="20"/>
+          <w:lang w:eastAsia="pt-BR"/>
+        </w:rPr>
+        <w:t>)</w:t>
+      </w:r>
+      <w:r>
+        <w:rPr>
+          <w:rFonts w:eastAsia="Times New Roman" w:cs="Arial"/>
+          <w:sz w:val="24"/>
+          <w:szCs w:val="24"/>
+          <w:lang w:eastAsia="pt-BR"/>
+        </w:rPr>
+        <w:t>.</w:t>
+      </w:r>
+    </w:p>
+    <w:p>
+      <w:pPr>
+        <w:numPr>
+          <w:ilvl w:val="0"/>
+          <w:numId w:val="17"/>
+        </w:numPr>
+        <w:spacing w:before="100" w:beforeAutospacing="1" w:after="100" w:afterAutospacing="1"/>
+        <w:jc w:val="left"/>
+        <w:rPr>
+          <w:rFonts w:eastAsia="Times New Roman" w:cs="Arial"/>
+          <w:sz w:val="24"/>
+          <w:szCs w:val="24"/>
+          <w:lang w:eastAsia="pt-BR"/>
+        </w:rPr>
+      </w:pPr>
+      <w:r>
+        <w:rPr>
+          <w:rFonts w:eastAsia="Times New Roman" w:cs="Arial"/>
+          <w:b/>
+          <w:bCs/>
+          <w:sz w:val="24"/>
+          <w:szCs w:val="24"/>
+          <w:lang w:eastAsia="pt-BR"/>
+        </w:rPr>
+        <w:t>Validações:</w:t>
+      </w:r>
+      <w:r>
+        <w:rPr>
+          <w:rFonts w:eastAsia="Times New Roman" w:cs="Arial"/>
+          <w:sz w:val="24"/>
+          <w:szCs w:val="24"/>
+          <w:lang w:eastAsia="pt-BR"/>
+        </w:rPr>
+        <w:t xml:space="preserve"> Não é permitida a escolha de posições fora dos limites do tabuleiro ou em locais que já estejam ocupados.</w:t>
+      </w:r>
+    </w:p>
+    <w:p>
+      <w:pPr>
+        <w:numPr>
+          <w:ilvl w:val="0"/>
+          <w:numId w:val="17"/>
+        </w:numPr>
+        <w:spacing w:before="100" w:beforeAutospacing="1" w:after="100" w:afterAutospacing="1"/>
+        <w:jc w:val="left"/>
+        <w:rPr>
+          <w:rFonts w:eastAsia="Times New Roman" w:cs="Arial"/>
+          <w:sz w:val="24"/>
+          <w:szCs w:val="24"/>
+          <w:lang w:eastAsia="pt-BR"/>
+        </w:rPr>
+      </w:pPr>
+      <w:r>
+        <w:rPr>
+          <w:rFonts w:eastAsia="Times New Roman" w:cs="Arial"/>
+          <w:b/>
+          <w:bCs/>
+          <w:sz w:val="24"/>
+          <w:szCs w:val="24"/>
+          <w:lang w:eastAsia="pt-BR"/>
+        </w:rPr>
+        <w:t>Condição de Vitória:</w:t>
+      </w:r>
+      <w:r>
+        <w:rPr>
+          <w:rFonts w:eastAsia="Times New Roman" w:cs="Arial"/>
+          <w:sz w:val="24"/>
+          <w:szCs w:val="24"/>
+          <w:lang w:eastAsia="pt-BR"/>
+        </w:rPr>
+        <w:t xml:space="preserve"> O primeiro a alinhar 3 símbolos iguais em linha, coluna ou diagonal vence a partida.</w:t>
+      </w:r>
+    </w:p>
+    <w:p>
+      <w:pPr>
+        <w:numPr>
+          <w:ilvl w:val="0"/>
+          <w:numId w:val="17"/>
+        </w:numPr>
+        <w:spacing w:before="100" w:beforeAutospacing="1" w:after="100" w:afterAutospacing="1"/>
+        <w:jc w:val="left"/>
+        <w:rPr>
+          <w:rFonts w:eastAsia="Times New Roman" w:cs="Arial"/>
+          <w:sz w:val="24"/>
+          <w:szCs w:val="24"/>
+          <w:lang w:eastAsia="pt-BR"/>
+        </w:rPr>
+      </w:pPr>
+      <w:r>
+        <w:rPr>
+          <w:rFonts w:eastAsia="Times New Roman" w:cs="Arial"/>
+          <w:b/>
+          <w:bCs/>
+          <w:sz w:val="24"/>
+          <w:szCs w:val="24"/>
+          <w:lang w:eastAsia="pt-BR"/>
+        </w:rPr>
+        <w:lastRenderedPageBreak/>
+        <w:t>Condição de Empate:</w:t>
+      </w:r>
+      <w:r>
+        <w:rPr>
+          <w:rFonts w:eastAsia="Times New Roman" w:cs="Arial"/>
+          <w:sz w:val="24"/>
+          <w:szCs w:val="24"/>
+          <w:lang w:eastAsia="pt-BR"/>
+        </w:rPr>
+        <w:t xml:space="preserve"> Se todas as 9 posições forem preenchidas sem que haja um vencedor, o jogo termina empatado.</w:t>
+      </w:r>
+    </w:p>
+    <w:p>
+      <w:pPr>
+        <w:pStyle w:val="Ttulo2"/>
+        <w:numPr>
+          <w:ilvl w:val="0"/>
+          <w:numId w:val="16"/>
+        </w:numPr>
+        <w:tabs>
+          <w:tab w:val="num" w:pos="720"/>
+        </w:tabs>
+        <w:ind w:left="0" w:firstLine="0"/>
+      </w:pPr>
+      <w:r>
+        <w:t>Explicação do código</w:t>
+      </w:r>
     </w:p>
     <w:p>
       <w:pPr>
@@ -410,6 +1097,7 @@
         <w:rPr>
           <w:b/>
           <w:bCs/>
+          <w:noProof/>
           <w:lang w:eastAsia="pt-BR"/>
         </w:rPr>
         <w:drawing>
@@ -716,6 +1404,7 @@
       </w:pPr>
       <w:r>
         <w:rPr>
+          <w:noProof/>
           <w:lang w:eastAsia="pt-BR"/>
         </w:rPr>
         <w:drawing>
@@ -864,6 +1553,7 @@
       </w:pPr>
       <w:r>
         <w:rPr>
+          <w:noProof/>
           <w:lang w:eastAsia="pt-BR"/>
         </w:rPr>
         <w:drawing>
@@ -949,15 +1639,7 @@
           <w:bCs/>
           <w:lang w:eastAsia="pt-BR"/>
         </w:rPr>
-        <w:t>)</w:t>
-      </w:r>
-      <w:r>
-        <w:rPr>
-          <w:b/>
-          <w:bCs/>
-          <w:lang w:eastAsia="pt-BR"/>
-        </w:rPr>
-        <w:t xml:space="preserve">: </w:t>
+        <w:t xml:space="preserve">): </w:t>
       </w:r>
       <w:r>
         <w:rPr>
@@ -976,6 +1658,7 @@
       </w:pPr>
       <w:r>
         <w:rPr>
+          <w:noProof/>
           <w:lang w:eastAsia="pt-BR"/>
         </w:rPr>
         <w:drawing>
@@ -1188,6 +1871,7 @@
       </w:pPr>
       <w:r>
         <w:rPr>
+          <w:noProof/>
           <w:lang w:eastAsia="pt-BR"/>
         </w:rPr>
         <w:lastRenderedPageBreak/>
@@ -1408,6 +2092,7 @@
       </w:pPr>
       <w:r>
         <w:rPr>
+          <w:noProof/>
           <w:lang w:eastAsia="pt-BR"/>
         </w:rPr>
         <w:lastRenderedPageBreak/>
@@ -1618,6 +2303,7 @@
       </w:pPr>
       <w:r>
         <w:rPr>
+          <w:noProof/>
           <w:lang w:eastAsia="pt-BR"/>
         </w:rPr>
         <w:drawing>
@@ -1998,8 +2684,11 @@
         <w:jc w:val="center"/>
       </w:pPr>
       <w:r>
+        <w:rPr>
+          <w:noProof/>
+        </w:rPr>
         <w:drawing>
-          <wp:inline distT="0" distB="0" distL="0" distR="0" wp14:anchorId="6F5A761B" wp14:editId="7C71DB8C">
+          <wp:inline distT="0" distB="0" distL="0" distR="0" wp14:anchorId="6F5A761B" wp14:editId="0C81739B">
             <wp:extent cx="4115374" cy="7525800"/>
             <wp:effectExtent l="0" t="0" r="0" b="0"/>
             <wp:docPr id="9" name="Imagem 9"/>
@@ -2035,6 +2724,541 @@
         </w:drawing>
       </w:r>
     </w:p>
+    <w:p>
+      <w:pPr>
+        <w:ind w:firstLine="0"/>
+        <w:jc w:val="center"/>
+      </w:pPr>
+    </w:p>
+    <w:p>
+      <w:pPr>
+        <w:pStyle w:val="Ttulo2"/>
+        <w:numPr>
+          <w:ilvl w:val="0"/>
+          <w:numId w:val="16"/>
+        </w:numPr>
+        <w:tabs>
+          <w:tab w:val="num" w:pos="720"/>
+        </w:tabs>
+        <w:ind w:left="0" w:firstLine="0"/>
+      </w:pPr>
+      <w:r>
+        <w:lastRenderedPageBreak/>
+        <w:t>Ex</w:t>
+      </w:r>
+      <w:r>
+        <w:t>emplo de execução</w:t>
+      </w:r>
+    </w:p>
+    <w:p>
+      <w:pPr>
+        <w:tabs>
+          <w:tab w:val="left" w:pos="916"/>
+          <w:tab w:val="left" w:pos="1832"/>
+          <w:tab w:val="left" w:pos="2748"/>
+          <w:tab w:val="left" w:pos="3664"/>
+          <w:tab w:val="left" w:pos="4580"/>
+          <w:tab w:val="left" w:pos="5496"/>
+          <w:tab w:val="left" w:pos="6412"/>
+          <w:tab w:val="left" w:pos="7328"/>
+          <w:tab w:val="left" w:pos="8244"/>
+          <w:tab w:val="left" w:pos="9160"/>
+          <w:tab w:val="left" w:pos="10076"/>
+          <w:tab w:val="left" w:pos="10992"/>
+          <w:tab w:val="left" w:pos="11908"/>
+          <w:tab w:val="left" w:pos="12824"/>
+          <w:tab w:val="left" w:pos="13740"/>
+          <w:tab w:val="left" w:pos="14656"/>
+        </w:tabs>
+        <w:ind w:firstLine="0"/>
+        <w:jc w:val="center"/>
+        <w:rPr>
+          <w:rFonts w:eastAsia="Times New Roman" w:cs="Arial"/>
+          <w:sz w:val="20"/>
+          <w:szCs w:val="20"/>
+          <w:lang w:eastAsia="pt-BR"/>
+        </w:rPr>
+      </w:pPr>
+      <w:r>
+        <w:rPr>
+          <w:rFonts w:eastAsia="Times New Roman" w:cs="Arial"/>
+          <w:sz w:val="20"/>
+          <w:szCs w:val="20"/>
+          <w:lang w:eastAsia="pt-BR"/>
+        </w:rPr>
+        <w:drawing>
+          <wp:inline distT="0" distB="0" distL="0" distR="0" wp14:anchorId="75C67507" wp14:editId="59849589">
+            <wp:extent cx="1781424" cy="1781424"/>
+            <wp:effectExtent l="0" t="0" r="9525" b="9525"/>
+            <wp:docPr id="7" name="Imagem 7"/>
+            <wp:cNvGraphicFramePr>
+              <a:graphicFrameLocks xmlns:a="http://schemas.openxmlformats.org/drawingml/2006/main" noChangeAspect="1"/>
+            </wp:cNvGraphicFramePr>
+            <a:graphic xmlns:a="http://schemas.openxmlformats.org/drawingml/2006/main">
+              <a:graphicData uri="http://schemas.openxmlformats.org/drawingml/2006/picture">
+                <pic:pic xmlns:pic="http://schemas.openxmlformats.org/drawingml/2006/picture">
+                  <pic:nvPicPr>
+                    <pic:cNvPr id="1" name=""/>
+                    <pic:cNvPicPr/>
+                  </pic:nvPicPr>
+                  <pic:blipFill>
+                    <a:blip r:embed="rId13"/>
+                    <a:stretch>
+                      <a:fillRect/>
+                    </a:stretch>
+                  </pic:blipFill>
+                  <pic:spPr>
+                    <a:xfrm>
+                      <a:off x="0" y="0"/>
+                      <a:ext cx="1781424" cy="1781424"/>
+                    </a:xfrm>
+                    <a:prstGeom prst="rect">
+                      <a:avLst/>
+                    </a:prstGeom>
+                  </pic:spPr>
+                </pic:pic>
+              </a:graphicData>
+            </a:graphic>
+          </wp:inline>
+        </w:drawing>
+      </w:r>
+    </w:p>
+    <w:p>
+      <w:pPr>
+        <w:tabs>
+          <w:tab w:val="left" w:pos="916"/>
+          <w:tab w:val="left" w:pos="1832"/>
+          <w:tab w:val="left" w:pos="2748"/>
+          <w:tab w:val="left" w:pos="3664"/>
+          <w:tab w:val="left" w:pos="4580"/>
+          <w:tab w:val="left" w:pos="5496"/>
+          <w:tab w:val="left" w:pos="6412"/>
+          <w:tab w:val="left" w:pos="7328"/>
+          <w:tab w:val="left" w:pos="8244"/>
+          <w:tab w:val="left" w:pos="9160"/>
+          <w:tab w:val="left" w:pos="10076"/>
+          <w:tab w:val="left" w:pos="10992"/>
+          <w:tab w:val="left" w:pos="11908"/>
+          <w:tab w:val="left" w:pos="12824"/>
+          <w:tab w:val="left" w:pos="13740"/>
+          <w:tab w:val="left" w:pos="14656"/>
+        </w:tabs>
+        <w:ind w:firstLine="0"/>
+        <w:jc w:val="center"/>
+        <w:rPr>
+          <w:rFonts w:eastAsia="Times New Roman" w:cs="Arial"/>
+          <w:sz w:val="20"/>
+          <w:szCs w:val="20"/>
+          <w:lang w:eastAsia="pt-BR"/>
+        </w:rPr>
+      </w:pPr>
+      <w:r>
+        <w:rPr>
+          <w:rFonts w:eastAsia="Times New Roman" w:cs="Arial"/>
+          <w:sz w:val="20"/>
+          <w:szCs w:val="20"/>
+          <w:lang w:eastAsia="pt-BR"/>
+        </w:rPr>
+        <w:drawing>
+          <wp:inline distT="0" distB="0" distL="0" distR="0" wp14:anchorId="4E699CAF" wp14:editId="44ACBF57">
+            <wp:extent cx="2324424" cy="1590897"/>
+            <wp:effectExtent l="0" t="0" r="0" b="9525"/>
+            <wp:docPr id="8" name="Imagem 8"/>
+            <wp:cNvGraphicFramePr>
+              <a:graphicFrameLocks xmlns:a="http://schemas.openxmlformats.org/drawingml/2006/main" noChangeAspect="1"/>
+            </wp:cNvGraphicFramePr>
+            <a:graphic xmlns:a="http://schemas.openxmlformats.org/drawingml/2006/main">
+              <a:graphicData uri="http://schemas.openxmlformats.org/drawingml/2006/picture">
+                <pic:pic xmlns:pic="http://schemas.openxmlformats.org/drawingml/2006/picture">
+                  <pic:nvPicPr>
+                    <pic:cNvPr id="1" name=""/>
+                    <pic:cNvPicPr/>
+                  </pic:nvPicPr>
+                  <pic:blipFill>
+                    <a:blip r:embed="rId14"/>
+                    <a:stretch>
+                      <a:fillRect/>
+                    </a:stretch>
+                  </pic:blipFill>
+                  <pic:spPr>
+                    <a:xfrm>
+                      <a:off x="0" y="0"/>
+                      <a:ext cx="2324424" cy="1590897"/>
+                    </a:xfrm>
+                    <a:prstGeom prst="rect">
+                      <a:avLst/>
+                    </a:prstGeom>
+                  </pic:spPr>
+                </pic:pic>
+              </a:graphicData>
+            </a:graphic>
+          </wp:inline>
+        </w:drawing>
+      </w:r>
+    </w:p>
+    <w:p>
+      <w:pPr>
+        <w:spacing w:before="100" w:beforeAutospacing="1" w:after="100" w:afterAutospacing="1"/>
+        <w:ind w:firstLine="0"/>
+        <w:jc w:val="center"/>
+        <w:outlineLvl w:val="1"/>
+        <w:rPr>
+          <w:rFonts w:eastAsia="Times New Roman" w:cs="Arial"/>
+          <w:b/>
+          <w:bCs/>
+          <w:sz w:val="36"/>
+          <w:szCs w:val="36"/>
+          <w:lang w:eastAsia="pt-BR"/>
+        </w:rPr>
+      </w:pPr>
+      <w:r>
+        <w:rPr>
+          <w:rFonts w:eastAsia="Times New Roman" w:cs="Arial"/>
+          <w:sz w:val="20"/>
+          <w:szCs w:val="20"/>
+          <w:lang w:eastAsia="pt-BR"/>
+        </w:rPr>
+        <w:drawing>
+          <wp:inline distT="0" distB="0" distL="0" distR="0" wp14:anchorId="3235374F" wp14:editId="3E97AF36">
+            <wp:extent cx="1695687" cy="1571844"/>
+            <wp:effectExtent l="0" t="0" r="0" b="0"/>
+            <wp:docPr id="11" name="Imagem 11"/>
+            <wp:cNvGraphicFramePr>
+              <a:graphicFrameLocks xmlns:a="http://schemas.openxmlformats.org/drawingml/2006/main" noChangeAspect="1"/>
+            </wp:cNvGraphicFramePr>
+            <a:graphic xmlns:a="http://schemas.openxmlformats.org/drawingml/2006/main">
+              <a:graphicData uri="http://schemas.openxmlformats.org/drawingml/2006/picture">
+                <pic:pic xmlns:pic="http://schemas.openxmlformats.org/drawingml/2006/picture">
+                  <pic:nvPicPr>
+                    <pic:cNvPr id="1" name=""/>
+                    <pic:cNvPicPr/>
+                  </pic:nvPicPr>
+                  <pic:blipFill>
+                    <a:blip r:embed="rId15"/>
+                    <a:stretch>
+                      <a:fillRect/>
+                    </a:stretch>
+                  </pic:blipFill>
+                  <pic:spPr>
+                    <a:xfrm>
+                      <a:off x="0" y="0"/>
+                      <a:ext cx="1695687" cy="1571844"/>
+                    </a:xfrm>
+                    <a:prstGeom prst="rect">
+                      <a:avLst/>
+                    </a:prstGeom>
+                  </pic:spPr>
+                </pic:pic>
+              </a:graphicData>
+            </a:graphic>
+          </wp:inline>
+        </w:drawing>
+      </w:r>
+    </w:p>
+    <w:p>
+      <w:pPr>
+        <w:pStyle w:val="Ttulo2"/>
+        <w:numPr>
+          <w:ilvl w:val="0"/>
+          <w:numId w:val="16"/>
+        </w:numPr>
+        <w:tabs>
+          <w:tab w:val="num" w:pos="720"/>
+        </w:tabs>
+        <w:ind w:left="0" w:firstLine="0"/>
+      </w:pPr>
+      <w:r>
+        <w:t>Dificuldades encontradas</w:t>
+      </w:r>
+    </w:p>
+    <w:p>
+      <w:pPr>
+        <w:numPr>
+          <w:ilvl w:val="0"/>
+          <w:numId w:val="18"/>
+        </w:numPr>
+        <w:spacing w:before="100" w:beforeAutospacing="1" w:after="100" w:afterAutospacing="1"/>
+        <w:jc w:val="left"/>
+        <w:rPr>
+          <w:rFonts w:eastAsia="Times New Roman" w:cs="Arial"/>
+          <w:sz w:val="24"/>
+          <w:szCs w:val="24"/>
+          <w:lang w:eastAsia="pt-BR"/>
+        </w:rPr>
+      </w:pPr>
+      <w:r>
+        <w:rPr>
+          <w:rFonts w:eastAsia="Times New Roman" w:cs="Arial"/>
+          <w:b/>
+          <w:bCs/>
+          <w:sz w:val="24"/>
+          <w:szCs w:val="24"/>
+          <w:lang w:eastAsia="pt-BR"/>
+        </w:rPr>
+        <w:t>Dificuldade 1 (Tratamento de entradas inválidas):</w:t>
+      </w:r>
+      <w:r>
+        <w:rPr>
+          <w:rFonts w:eastAsia="Times New Roman" w:cs="Arial"/>
+          <w:sz w:val="24"/>
+          <w:szCs w:val="24"/>
+          <w:lang w:eastAsia="pt-BR"/>
+        </w:rPr>
+        <w:t xml:space="preserve"> Inicialmente, caso o usuário digitasse uma letra em vez de um número no </w:t>
+      </w:r>
+      <w:proofErr w:type="spellStart"/>
+      <w:r>
+        <w:rPr>
+          <w:rFonts w:eastAsia="Times New Roman" w:cs="Arial"/>
+          <w:sz w:val="20"/>
+          <w:szCs w:val="20"/>
+          <w:lang w:eastAsia="pt-BR"/>
+        </w:rPr>
+        <w:t>scanf</w:t>
+      </w:r>
+      <w:proofErr w:type="spellEnd"/>
+      <w:r>
+        <w:rPr>
+          <w:rFonts w:eastAsia="Times New Roman" w:cs="Arial"/>
+          <w:sz w:val="24"/>
+          <w:szCs w:val="24"/>
+          <w:lang w:eastAsia="pt-BR"/>
+        </w:rPr>
+        <w:t>, o programa entrava em loop infinito.</w:t>
+      </w:r>
+    </w:p>
+    <w:p>
+      <w:pPr>
+        <w:numPr>
+          <w:ilvl w:val="1"/>
+          <w:numId w:val="18"/>
+        </w:numPr>
+        <w:spacing w:before="100" w:beforeAutospacing="1" w:after="100" w:afterAutospacing="1"/>
+        <w:jc w:val="left"/>
+        <w:rPr>
+          <w:rFonts w:eastAsia="Times New Roman" w:cs="Arial"/>
+          <w:sz w:val="24"/>
+          <w:szCs w:val="24"/>
+          <w:lang w:eastAsia="pt-BR"/>
+        </w:rPr>
+      </w:pPr>
+      <w:r>
+        <w:rPr>
+          <w:rFonts w:eastAsia="Times New Roman" w:cs="Arial"/>
+          <w:b/>
+          <w:bCs/>
+          <w:sz w:val="24"/>
+          <w:szCs w:val="24"/>
+          <w:lang w:eastAsia="pt-BR"/>
+        </w:rPr>
+        <w:t>Solução:</w:t>
+      </w:r>
+      <w:r>
+        <w:rPr>
+          <w:rFonts w:eastAsia="Times New Roman" w:cs="Arial"/>
+          <w:sz w:val="24"/>
+          <w:szCs w:val="24"/>
+          <w:lang w:eastAsia="pt-BR"/>
+        </w:rPr>
+        <w:t xml:space="preserve"> Implementou-se uma verificação do retorno do </w:t>
+      </w:r>
+      <w:proofErr w:type="spellStart"/>
+      <w:r>
+        <w:rPr>
+          <w:rFonts w:eastAsia="Times New Roman" w:cs="Arial"/>
+          <w:sz w:val="20"/>
+          <w:szCs w:val="20"/>
+          <w:lang w:eastAsia="pt-BR"/>
+        </w:rPr>
+        <w:t>scanf</w:t>
+      </w:r>
+      <w:proofErr w:type="spellEnd"/>
+      <w:r>
+        <w:rPr>
+          <w:rFonts w:eastAsia="Times New Roman" w:cs="Arial"/>
+          <w:sz w:val="24"/>
+          <w:szCs w:val="24"/>
+          <w:lang w:eastAsia="pt-BR"/>
+        </w:rPr>
+        <w:t xml:space="preserve"> combinada com </w:t>
+      </w:r>
+      <w:proofErr w:type="spellStart"/>
+      <w:r>
+        <w:rPr>
+          <w:rFonts w:eastAsia="Times New Roman" w:cs="Arial"/>
+          <w:sz w:val="20"/>
+          <w:szCs w:val="20"/>
+          <w:lang w:eastAsia="pt-BR"/>
+        </w:rPr>
+        <w:t>while</w:t>
+      </w:r>
+      <w:proofErr w:type="spellEnd"/>
+      <w:r>
+        <w:rPr>
+          <w:rFonts w:eastAsia="Times New Roman" w:cs="Arial"/>
+          <w:sz w:val="20"/>
+          <w:szCs w:val="20"/>
+          <w:lang w:eastAsia="pt-BR"/>
+        </w:rPr>
+        <w:t xml:space="preserve"> (</w:t>
+      </w:r>
+      <w:proofErr w:type="spellStart"/>
+      <w:proofErr w:type="gramStart"/>
+      <w:r>
+        <w:rPr>
+          <w:rFonts w:eastAsia="Times New Roman" w:cs="Arial"/>
+          <w:sz w:val="20"/>
+          <w:szCs w:val="20"/>
+          <w:lang w:eastAsia="pt-BR"/>
+        </w:rPr>
+        <w:t>getchar</w:t>
+      </w:r>
+      <w:proofErr w:type="spellEnd"/>
+      <w:r>
+        <w:rPr>
+          <w:rFonts w:eastAsia="Times New Roman" w:cs="Arial"/>
+          <w:sz w:val="20"/>
+          <w:szCs w:val="20"/>
+          <w:lang w:eastAsia="pt-BR"/>
+        </w:rPr>
+        <w:t>(</w:t>
+      </w:r>
+      <w:proofErr w:type="gramEnd"/>
+      <w:r>
+        <w:rPr>
+          <w:rFonts w:eastAsia="Times New Roman" w:cs="Arial"/>
+          <w:sz w:val="20"/>
+          <w:szCs w:val="20"/>
+          <w:lang w:eastAsia="pt-BR"/>
+        </w:rPr>
+        <w:t>) != '\n');</w:t>
+      </w:r>
+      <w:r>
+        <w:rPr>
+          <w:rFonts w:eastAsia="Times New Roman" w:cs="Arial"/>
+          <w:sz w:val="24"/>
+          <w:szCs w:val="24"/>
+          <w:lang w:eastAsia="pt-BR"/>
+        </w:rPr>
+        <w:t xml:space="preserve"> para limpar o buffer de entrada e exibir uma mensagem ao usuário.</w:t>
+      </w:r>
+    </w:p>
+    <w:p>
+      <w:pPr>
+        <w:numPr>
+          <w:ilvl w:val="0"/>
+          <w:numId w:val="18"/>
+        </w:numPr>
+        <w:spacing w:before="100" w:beforeAutospacing="1" w:after="100" w:afterAutospacing="1"/>
+        <w:jc w:val="left"/>
+        <w:rPr>
+          <w:rFonts w:eastAsia="Times New Roman" w:cs="Arial"/>
+          <w:sz w:val="24"/>
+          <w:szCs w:val="24"/>
+          <w:lang w:eastAsia="pt-BR"/>
+        </w:rPr>
+      </w:pPr>
+      <w:r>
+        <w:rPr>
+          <w:rFonts w:eastAsia="Times New Roman" w:cs="Arial"/>
+          <w:b/>
+          <w:bCs/>
+          <w:sz w:val="24"/>
+          <w:szCs w:val="24"/>
+          <w:lang w:eastAsia="pt-BR"/>
+        </w:rPr>
+        <w:t>Dificuldade 2 (Jogadas aleatórias repetidas da máquina):</w:t>
+      </w:r>
+      <w:r>
+        <w:rPr>
+          <w:rFonts w:eastAsia="Times New Roman" w:cs="Arial"/>
+          <w:sz w:val="24"/>
+          <w:szCs w:val="24"/>
+          <w:lang w:eastAsia="pt-BR"/>
+        </w:rPr>
+        <w:t xml:space="preserve"> Garantir que o computador não sobrescrevesse jogadas do usuário ou jogasse em posições já ocupadas.</w:t>
+      </w:r>
+    </w:p>
+    <w:p>
+      <w:pPr>
+        <w:numPr>
+          <w:ilvl w:val="1"/>
+          <w:numId w:val="18"/>
+        </w:numPr>
+        <w:spacing w:before="100" w:beforeAutospacing="1" w:after="100" w:afterAutospacing="1"/>
+        <w:jc w:val="left"/>
+        <w:rPr>
+          <w:rFonts w:eastAsia="Times New Roman" w:cs="Arial"/>
+          <w:sz w:val="24"/>
+          <w:szCs w:val="24"/>
+          <w:lang w:eastAsia="pt-BR"/>
+        </w:rPr>
+      </w:pPr>
+      <w:r>
+        <w:rPr>
+          <w:rFonts w:eastAsia="Times New Roman" w:cs="Arial"/>
+          <w:b/>
+          <w:bCs/>
+          <w:sz w:val="24"/>
+          <w:szCs w:val="24"/>
+          <w:lang w:eastAsia="pt-BR"/>
+        </w:rPr>
+        <w:lastRenderedPageBreak/>
+        <w:t>Solução:</w:t>
+      </w:r>
+      <w:r>
+        <w:rPr>
+          <w:rFonts w:eastAsia="Times New Roman" w:cs="Arial"/>
+          <w:sz w:val="24"/>
+          <w:szCs w:val="24"/>
+          <w:lang w:eastAsia="pt-BR"/>
+        </w:rPr>
+        <w:t xml:space="preserve"> Utilizou-se um laço </w:t>
+      </w:r>
+      <w:r>
+        <w:rPr>
+          <w:rFonts w:eastAsia="Times New Roman" w:cs="Arial"/>
+          <w:sz w:val="20"/>
+          <w:szCs w:val="20"/>
+          <w:lang w:eastAsia="pt-BR"/>
+        </w:rPr>
+        <w:t>do-</w:t>
+      </w:r>
+      <w:proofErr w:type="spellStart"/>
+      <w:r>
+        <w:rPr>
+          <w:rFonts w:eastAsia="Times New Roman" w:cs="Arial"/>
+          <w:sz w:val="20"/>
+          <w:szCs w:val="20"/>
+          <w:lang w:eastAsia="pt-BR"/>
+        </w:rPr>
+        <w:t>while</w:t>
+      </w:r>
+      <w:proofErr w:type="spellEnd"/>
+      <w:r>
+        <w:rPr>
+          <w:rFonts w:eastAsia="Times New Roman" w:cs="Arial"/>
+          <w:sz w:val="24"/>
+          <w:szCs w:val="24"/>
+          <w:lang w:eastAsia="pt-BR"/>
+        </w:rPr>
+        <w:t xml:space="preserve"> atrelado à validação do tabuleiro, forçando o sorteio de novas coordenadas até encontrar um espaço realmente vazio.</w:t>
+      </w:r>
+    </w:p>
+    <w:p>
+      <w:pPr>
+        <w:ind w:firstLine="0"/>
+        <w:rPr>
+          <w:rFonts w:cs="Arial"/>
+        </w:rPr>
+      </w:pPr>
+    </w:p>
+    <w:p>
+      <w:pPr>
+        <w:ind w:firstLine="0"/>
+        <w:jc w:val="center"/>
+      </w:pPr>
+    </w:p>
     <w:sectPr>
       <w:pgSz w:w="11906" w:h="16838"/>
       <w:pgMar w:top="1701" w:right="1134" w:bottom="1134" w:left="1701" w:header="708" w:footer="708" w:gutter="0"/>
@@ -2048,6 +3272,268 @@
 <file path=word/numbering.xml><?xml version="1.0" encoding="utf-8"?>
 <w:numbering xmlns:wpc="http://schemas.microsoft.com/office/word/2010/wordprocessingCanvas" xmlns:cx="http://schemas.microsoft.com/office/drawing/2014/chartex" xmlns:cx1="http://schemas.microsoft.com/office/drawing/2015/9/8/chartex" xmlns:cx2="http://schemas.microsoft.com/office/drawing/2015/10/21/chartex" xmlns:cx3="http://schemas.microsoft.com/office/drawing/2016/5/9/chartex" xmlns:cx4="http://schemas.microsoft.com/office/drawing/2016/5/10/chartex" xmlns:cx5="http://schemas.microsoft.com/office/drawing/2016/5/11/chartex" xmlns:cx6="http://schemas.microsoft.com/office/drawing/2016/5/12/chartex" xmlns:cx7="http://schemas.microsoft.com/office/drawing/2016/5/13/chartex" xmlns:cx8="http://schemas.microsoft.com/office/drawing/2016/5/14/chartex" xmlns:mc="http://schemas.openxmlformats.org/markup-compatibility/2006" xmlns:aink="http://schemas.microsoft.com/office/drawing/2016/ink" xmlns:am3d="http://schemas.microsoft.com/office/drawing/2017/model3d" xmlns:o="urn:schemas-microsoft-com:office:office" xmlns:r="http://schemas.openxmlformats.org/officeDocument/2006/relationships" xmlns:m="http://schemas.openxmlformats.org/officeDocument/2006/math" xmlns:v="urn:schemas-microsoft-com:vml" xmlns:wp14="http://schemas.microsoft.com/office/word/2010/wordprocessingDrawing" xmlns:wp="http://schemas.openxmlformats.org/drawingml/2006/wordprocessingDrawing" xmlns:w10="urn:schemas-microsoft-com:office:word" xmlns:w="http://schemas.openxmlformats.org/wordprocessingml/2006/main" xmlns:w14="http://schemas.microsoft.com/office/word/2010/wordml" xmlns:w15="http://schemas.microsoft.com/office/word/2012/wordml" xmlns:w16cex="http://schemas.microsoft.com/office/word/2018/wordml/cex" xmlns:w16cid="http://schemas.microsoft.com/office/word/2016/wordml/cid" xmlns:w16="http://schemas.microsoft.com/office/word/2018/wordml" xmlns:w16sdtdh="http://schemas.microsoft.com/office/word/2020/wordml/sdtdatahash" xmlns:w16se="http://schemas.microsoft.com/office/word/2015/wordml/symex" xmlns:wpg="http://schemas.microsoft.com/office/word/2010/wordprocessingGroup" xmlns:wpi="http://schemas.microsoft.com/office/word/2010/wordprocessingInk" xmlns:wne="http://schemas.microsoft.com/office/word/2006/wordml" xmlns:wps="http://schemas.microsoft.com/office/word/2010/wordprocessingShape" mc:Ignorable="w14 w15 w16se w16cid w16 w16cex w16sdtdh wp14">
   <w:abstractNum w:abstractNumId="0" w15:restartNumberingAfterBreak="0">
+    <w:nsid w:val="09AB17A6"/>
+    <w:multiLevelType w:val="hybridMultilevel"/>
+    <w:tmpl w:val="949456A2"/>
+    <w:lvl w:ilvl="0" w:tplc="BE1833DA">
+      <w:start w:val="2"/>
+      <w:numFmt w:val="bullet"/>
+      <w:lvlText w:val=""/>
+      <w:lvlJc w:val="left"/>
+      <w:pPr>
+        <w:ind w:left="720" w:hanging="360"/>
+      </w:pPr>
+      <w:rPr>
+        <w:rFonts w:ascii="Wingdings" w:eastAsia="Times New Roman" w:hAnsi="Wingdings" w:cs="Times New Roman" w:hint="default"/>
+      </w:rPr>
+    </w:lvl>
+    <w:lvl w:ilvl="1" w:tplc="04160003" w:tentative="1">
+      <w:start w:val="1"/>
+      <w:numFmt w:val="bullet"/>
+      <w:lvlText w:val="o"/>
+      <w:lvlJc w:val="left"/>
+      <w:pPr>
+        <w:ind w:left="1440" w:hanging="360"/>
+      </w:pPr>
+      <w:rPr>
+        <w:rFonts w:ascii="Courier New" w:hAnsi="Courier New" w:cs="Courier New" w:hint="default"/>
+      </w:rPr>
+    </w:lvl>
+    <w:lvl w:ilvl="2" w:tplc="04160005" w:tentative="1">
+      <w:start w:val="1"/>
+      <w:numFmt w:val="bullet"/>
+      <w:lvlText w:val=""/>
+      <w:lvlJc w:val="left"/>
+      <w:pPr>
+        <w:ind w:left="2160" w:hanging="360"/>
+      </w:pPr>
+      <w:rPr>
+        <w:rFonts w:ascii="Wingdings" w:hAnsi="Wingdings" w:hint="default"/>
+      </w:rPr>
+    </w:lvl>
+    <w:lvl w:ilvl="3" w:tplc="04160001" w:tentative="1">
+      <w:start w:val="1"/>
+      <w:numFmt w:val="bullet"/>
+      <w:lvlText w:val=""/>
+      <w:lvlJc w:val="left"/>
+      <w:pPr>
+        <w:ind w:left="2880" w:hanging="360"/>
+      </w:pPr>
+      <w:rPr>
+        <w:rFonts w:ascii="Symbol" w:hAnsi="Symbol" w:hint="default"/>
+      </w:rPr>
+    </w:lvl>
+    <w:lvl w:ilvl="4" w:tplc="04160003" w:tentative="1">
+      <w:start w:val="1"/>
+      <w:numFmt w:val="bullet"/>
+      <w:lvlText w:val="o"/>
+      <w:lvlJc w:val="left"/>
+      <w:pPr>
+        <w:ind w:left="3600" w:hanging="360"/>
+      </w:pPr>
+      <w:rPr>
+        <w:rFonts w:ascii="Courier New" w:hAnsi="Courier New" w:cs="Courier New" w:hint="default"/>
+      </w:rPr>
+    </w:lvl>
+    <w:lvl w:ilvl="5" w:tplc="04160005" w:tentative="1">
+      <w:start w:val="1"/>
+      <w:numFmt w:val="bullet"/>
+      <w:lvlText w:val=""/>
+      <w:lvlJc w:val="left"/>
+      <w:pPr>
+        <w:ind w:left="4320" w:hanging="360"/>
+      </w:pPr>
+      <w:rPr>
+        <w:rFonts w:ascii="Wingdings" w:hAnsi="Wingdings" w:hint="default"/>
+      </w:rPr>
+    </w:lvl>
+    <w:lvl w:ilvl="6" w:tplc="04160001" w:tentative="1">
+      <w:start w:val="1"/>
+      <w:numFmt w:val="bullet"/>
+      <w:lvlText w:val=""/>
+      <w:lvlJc w:val="left"/>
+      <w:pPr>
+        <w:ind w:left="5040" w:hanging="360"/>
+      </w:pPr>
+      <w:rPr>
+        <w:rFonts w:ascii="Symbol" w:hAnsi="Symbol" w:hint="default"/>
+      </w:rPr>
+    </w:lvl>
+    <w:lvl w:ilvl="7" w:tplc="04160003" w:tentative="1">
+      <w:start w:val="1"/>
+      <w:numFmt w:val="bullet"/>
+      <w:lvlText w:val="o"/>
+      <w:lvlJc w:val="left"/>
+      <w:pPr>
+        <w:ind w:left="5760" w:hanging="360"/>
+      </w:pPr>
+      <w:rPr>
+        <w:rFonts w:ascii="Courier New" w:hAnsi="Courier New" w:cs="Courier New" w:hint="default"/>
+      </w:rPr>
+    </w:lvl>
+    <w:lvl w:ilvl="8" w:tplc="04160005" w:tentative="1">
+      <w:start w:val="1"/>
+      <w:numFmt w:val="bullet"/>
+      <w:lvlText w:val=""/>
+      <w:lvlJc w:val="left"/>
+      <w:pPr>
+        <w:ind w:left="6480" w:hanging="360"/>
+      </w:pPr>
+      <w:rPr>
+        <w:rFonts w:ascii="Wingdings" w:hAnsi="Wingdings" w:hint="default"/>
+      </w:rPr>
+    </w:lvl>
+  </w:abstractNum>
+  <w:abstractNum w:abstractNumId="1" w15:restartNumberingAfterBreak="0">
+    <w:nsid w:val="0EB9085F"/>
+    <w:multiLevelType w:val="multilevel"/>
+    <w:tmpl w:val="BBFC5F3C"/>
+    <w:lvl w:ilvl="0">
+      <w:start w:val="1"/>
+      <w:numFmt w:val="bullet"/>
+      <w:lvlText w:val=""/>
+      <w:lvlJc w:val="left"/>
+      <w:pPr>
+        <w:tabs>
+          <w:tab w:val="num" w:pos="720"/>
+        </w:tabs>
+        <w:ind w:left="720" w:hanging="360"/>
+      </w:pPr>
+      <w:rPr>
+        <w:rFonts w:ascii="Symbol" w:hAnsi="Symbol" w:hint="default"/>
+        <w:sz w:val="20"/>
+      </w:rPr>
+    </w:lvl>
+    <w:lvl w:ilvl="1">
+      <w:start w:val="1"/>
+      <w:numFmt w:val="bullet"/>
+      <w:lvlText w:val="o"/>
+      <w:lvlJc w:val="left"/>
+      <w:pPr>
+        <w:tabs>
+          <w:tab w:val="num" w:pos="1440"/>
+        </w:tabs>
+        <w:ind w:left="1440" w:hanging="360"/>
+      </w:pPr>
+      <w:rPr>
+        <w:rFonts w:ascii="Courier New" w:hAnsi="Courier New" w:hint="default"/>
+        <w:sz w:val="20"/>
+      </w:rPr>
+    </w:lvl>
+    <w:lvl w:ilvl="2" w:tentative="1">
+      <w:start w:val="1"/>
+      <w:numFmt w:val="bullet"/>
+      <w:lvlText w:val=""/>
+      <w:lvlJc w:val="left"/>
+      <w:pPr>
+        <w:tabs>
+          <w:tab w:val="num" w:pos="2160"/>
+        </w:tabs>
+        <w:ind w:left="2160" w:hanging="360"/>
+      </w:pPr>
+      <w:rPr>
+        <w:rFonts w:ascii="Wingdings" w:hAnsi="Wingdings" w:hint="default"/>
+        <w:sz w:val="20"/>
+      </w:rPr>
+    </w:lvl>
+    <w:lvl w:ilvl="3" w:tentative="1">
+      <w:start w:val="1"/>
+      <w:numFmt w:val="bullet"/>
+      <w:lvlText w:val=""/>
+      <w:lvlJc w:val="left"/>
+      <w:pPr>
+        <w:tabs>
+          <w:tab w:val="num" w:pos="2880"/>
+        </w:tabs>
+        <w:ind w:left="2880" w:hanging="360"/>
+      </w:pPr>
+      <w:rPr>
+        <w:rFonts w:ascii="Wingdings" w:hAnsi="Wingdings" w:hint="default"/>
+        <w:sz w:val="20"/>
+      </w:rPr>
+    </w:lvl>
+    <w:lvl w:ilvl="4" w:tentative="1">
+      <w:start w:val="1"/>
+      <w:numFmt w:val="bullet"/>
+      <w:lvlText w:val=""/>
+      <w:lvlJc w:val="left"/>
+      <w:pPr>
+        <w:tabs>
+          <w:tab w:val="num" w:pos="3600"/>
+        </w:tabs>
+        <w:ind w:left="3600" w:hanging="360"/>
+      </w:pPr>
+      <w:rPr>
+        <w:rFonts w:ascii="Wingdings" w:hAnsi="Wingdings" w:hint="default"/>
+        <w:sz w:val="20"/>
+      </w:rPr>
+    </w:lvl>
+    <w:lvl w:ilvl="5" w:tentative="1">
+      <w:start w:val="1"/>
+      <w:numFmt w:val="bullet"/>
+      <w:lvlText w:val=""/>
+      <w:lvlJc w:val="left"/>
+      <w:pPr>
+        <w:tabs>
+          <w:tab w:val="num" w:pos="4320"/>
+        </w:tabs>
+        <w:ind w:left="4320" w:hanging="360"/>
+      </w:pPr>
+      <w:rPr>
+        <w:rFonts w:ascii="Wingdings" w:hAnsi="Wingdings" w:hint="default"/>
+        <w:sz w:val="20"/>
+      </w:rPr>
+    </w:lvl>
+    <w:lvl w:ilvl="6" w:tentative="1">
+      <w:start w:val="1"/>
+      <w:numFmt w:val="bullet"/>
+      <w:lvlText w:val=""/>
+      <w:lvlJc w:val="left"/>
+      <w:pPr>
+        <w:tabs>
+          <w:tab w:val="num" w:pos="5040"/>
+        </w:tabs>
+        <w:ind w:left="5040" w:hanging="360"/>
+      </w:pPr>
+      <w:rPr>
+        <w:rFonts w:ascii="Wingdings" w:hAnsi="Wingdings" w:hint="default"/>
+        <w:sz w:val="20"/>
+      </w:rPr>
+    </w:lvl>
+    <w:lvl w:ilvl="7" w:tentative="1">
+      <w:start w:val="1"/>
+      <w:numFmt w:val="bullet"/>
+      <w:lvlText w:val=""/>
+      <w:lvlJc w:val="left"/>
+      <w:pPr>
+        <w:tabs>
+          <w:tab w:val="num" w:pos="5760"/>
+        </w:tabs>
+        <w:ind w:left="5760" w:hanging="360"/>
+      </w:pPr>
+      <w:rPr>
+        <w:rFonts w:ascii="Wingdings" w:hAnsi="Wingdings" w:hint="default"/>
+        <w:sz w:val="20"/>
+      </w:rPr>
+    </w:lvl>
+    <w:lvl w:ilvl="8" w:tentative="1">
+      <w:start w:val="1"/>
+      <w:numFmt w:val="bullet"/>
+      <w:lvlText w:val=""/>
+      <w:lvlJc w:val="left"/>
+      <w:pPr>
+        <w:tabs>
+          <w:tab w:val="num" w:pos="6480"/>
+        </w:tabs>
+        <w:ind w:left="6480" w:hanging="360"/>
+      </w:pPr>
+      <w:rPr>
+        <w:rFonts w:ascii="Wingdings" w:hAnsi="Wingdings" w:hint="default"/>
+        <w:sz w:val="20"/>
+      </w:rPr>
+    </w:lvl>
+  </w:abstractNum>
+  <w:abstractNum w:abstractNumId="2" w15:restartNumberingAfterBreak="0">
     <w:nsid w:val="1009627D"/>
     <w:multiLevelType w:val="hybridMultilevel"/>
     <w:tmpl w:val="56E88C86"/>
@@ -2133,7 +3619,7 @@
       </w:pPr>
     </w:lvl>
   </w:abstractNum>
-  <w:abstractNum w:abstractNumId="1" w15:restartNumberingAfterBreak="0">
+  <w:abstractNum w:abstractNumId="3" w15:restartNumberingAfterBreak="0">
     <w:nsid w:val="110D4808"/>
     <w:multiLevelType w:val="hybridMultilevel"/>
     <w:tmpl w:val="30D4BA78"/>
@@ -2246,7 +3732,7 @@
       </w:rPr>
     </w:lvl>
   </w:abstractNum>
-  <w:abstractNum w:abstractNumId="2" w15:restartNumberingAfterBreak="0">
+  <w:abstractNum w:abstractNumId="4" w15:restartNumberingAfterBreak="0">
     <w:nsid w:val="1DEF1291"/>
     <w:multiLevelType w:val="hybridMultilevel"/>
     <w:tmpl w:val="D8F02B78"/>
@@ -2332,7 +3818,7 @@
       </w:pPr>
     </w:lvl>
   </w:abstractNum>
-  <w:abstractNum w:abstractNumId="3" w15:restartNumberingAfterBreak="0">
+  <w:abstractNum w:abstractNumId="5" w15:restartNumberingAfterBreak="0">
     <w:nsid w:val="1EA73735"/>
     <w:multiLevelType w:val="hybridMultilevel"/>
     <w:tmpl w:val="677A40A4"/>
@@ -2445,7 +3931,7 @@
       </w:rPr>
     </w:lvl>
   </w:abstractNum>
-  <w:abstractNum w:abstractNumId="4" w15:restartNumberingAfterBreak="0">
+  <w:abstractNum w:abstractNumId="6" w15:restartNumberingAfterBreak="0">
     <w:nsid w:val="218B10CB"/>
     <w:multiLevelType w:val="hybridMultilevel"/>
     <w:tmpl w:val="E1D2C5B6"/>
@@ -2534,7 +4020,156 @@
       </w:pPr>
     </w:lvl>
   </w:abstractNum>
-  <w:abstractNum w:abstractNumId="5" w15:restartNumberingAfterBreak="0">
+  <w:abstractNum w:abstractNumId="7" w15:restartNumberingAfterBreak="0">
+    <w:nsid w:val="2B093540"/>
+    <w:multiLevelType w:val="multilevel"/>
+    <w:tmpl w:val="11E6E5AA"/>
+    <w:lvl w:ilvl="0">
+      <w:start w:val="1"/>
+      <w:numFmt w:val="bullet"/>
+      <w:lvlText w:val=""/>
+      <w:lvlJc w:val="left"/>
+      <w:pPr>
+        <w:tabs>
+          <w:tab w:val="num" w:pos="720"/>
+        </w:tabs>
+        <w:ind w:left="720" w:hanging="360"/>
+      </w:pPr>
+      <w:rPr>
+        <w:rFonts w:ascii="Symbol" w:hAnsi="Symbol" w:hint="default"/>
+        <w:sz w:val="20"/>
+      </w:rPr>
+    </w:lvl>
+    <w:lvl w:ilvl="1">
+      <w:start w:val="1"/>
+      <w:numFmt w:val="bullet"/>
+      <w:lvlText w:val="o"/>
+      <w:lvlJc w:val="left"/>
+      <w:pPr>
+        <w:tabs>
+          <w:tab w:val="num" w:pos="1440"/>
+        </w:tabs>
+        <w:ind w:left="1440" w:hanging="360"/>
+      </w:pPr>
+      <w:rPr>
+        <w:rFonts w:ascii="Courier New" w:hAnsi="Courier New" w:hint="default"/>
+        <w:sz w:val="20"/>
+      </w:rPr>
+    </w:lvl>
+    <w:lvl w:ilvl="2" w:tentative="1">
+      <w:start w:val="1"/>
+      <w:numFmt w:val="bullet"/>
+      <w:lvlText w:val=""/>
+      <w:lvlJc w:val="left"/>
+      <w:pPr>
+        <w:tabs>
+          <w:tab w:val="num" w:pos="2160"/>
+        </w:tabs>
+        <w:ind w:left="2160" w:hanging="360"/>
+      </w:pPr>
+      <w:rPr>
+        <w:rFonts w:ascii="Wingdings" w:hAnsi="Wingdings" w:hint="default"/>
+        <w:sz w:val="20"/>
+      </w:rPr>
+    </w:lvl>
+    <w:lvl w:ilvl="3" w:tentative="1">
+      <w:start w:val="1"/>
+      <w:numFmt w:val="bullet"/>
+      <w:lvlText w:val=""/>
+      <w:lvlJc w:val="left"/>
+      <w:pPr>
+        <w:tabs>
+          <w:tab w:val="num" w:pos="2880"/>
+        </w:tabs>
+        <w:ind w:left="2880" w:hanging="360"/>
+      </w:pPr>
+      <w:rPr>
+        <w:rFonts w:ascii="Wingdings" w:hAnsi="Wingdings" w:hint="default"/>
+        <w:sz w:val="20"/>
+      </w:rPr>
+    </w:lvl>
+    <w:lvl w:ilvl="4" w:tentative="1">
+      <w:start w:val="1"/>
+      <w:numFmt w:val="bullet"/>
+      <w:lvlText w:val=""/>
+      <w:lvlJc w:val="left"/>
+      <w:pPr>
+        <w:tabs>
+          <w:tab w:val="num" w:pos="3600"/>
+        </w:tabs>
+        <w:ind w:left="3600" w:hanging="360"/>
+      </w:pPr>
+      <w:rPr>
+        <w:rFonts w:ascii="Wingdings" w:hAnsi="Wingdings" w:hint="default"/>
+        <w:sz w:val="20"/>
+      </w:rPr>
+    </w:lvl>
+    <w:lvl w:ilvl="5" w:tentative="1">
+      <w:start w:val="1"/>
+      <w:numFmt w:val="bullet"/>
+      <w:lvlText w:val=""/>
+      <w:lvlJc w:val="left"/>
+      <w:pPr>
+        <w:tabs>
+          <w:tab w:val="num" w:pos="4320"/>
+        </w:tabs>
+        <w:ind w:left="4320" w:hanging="360"/>
+      </w:pPr>
+      <w:rPr>
+        <w:rFonts w:ascii="Wingdings" w:hAnsi="Wingdings" w:hint="default"/>
+        <w:sz w:val="20"/>
+      </w:rPr>
+    </w:lvl>
+    <w:lvl w:ilvl="6" w:tentative="1">
+      <w:start w:val="1"/>
+      <w:numFmt w:val="bullet"/>
+      <w:lvlText w:val=""/>
+      <w:lvlJc w:val="left"/>
+      <w:pPr>
+        <w:tabs>
+          <w:tab w:val="num" w:pos="5040"/>
+        </w:tabs>
+        <w:ind w:left="5040" w:hanging="360"/>
+      </w:pPr>
+      <w:rPr>
+        <w:rFonts w:ascii="Wingdings" w:hAnsi="Wingdings" w:hint="default"/>
+        <w:sz w:val="20"/>
+      </w:rPr>
+    </w:lvl>
+    <w:lvl w:ilvl="7" w:tentative="1">
+      <w:start w:val="1"/>
+      <w:numFmt w:val="bullet"/>
+      <w:lvlText w:val=""/>
+      <w:lvlJc w:val="left"/>
+      <w:pPr>
+        <w:tabs>
+          <w:tab w:val="num" w:pos="5760"/>
+        </w:tabs>
+        <w:ind w:left="5760" w:hanging="360"/>
+      </w:pPr>
+      <w:rPr>
+        <w:rFonts w:ascii="Wingdings" w:hAnsi="Wingdings" w:hint="default"/>
+        <w:sz w:val="20"/>
+      </w:rPr>
+    </w:lvl>
+    <w:lvl w:ilvl="8" w:tentative="1">
+      <w:start w:val="1"/>
+      <w:numFmt w:val="bullet"/>
+      <w:lvlText w:val=""/>
+      <w:lvlJc w:val="left"/>
+      <w:pPr>
+        <w:tabs>
+          <w:tab w:val="num" w:pos="6480"/>
+        </w:tabs>
+        <w:ind w:left="6480" w:hanging="360"/>
+      </w:pPr>
+      <w:rPr>
+        <w:rFonts w:ascii="Wingdings" w:hAnsi="Wingdings" w:hint="default"/>
+        <w:sz w:val="20"/>
+      </w:rPr>
+    </w:lvl>
+  </w:abstractNum>
+  <w:abstractNum w:abstractNumId="8" w15:restartNumberingAfterBreak="0">
     <w:nsid w:val="310E2A4B"/>
     <w:multiLevelType w:val="multilevel"/>
     <w:tmpl w:val="5358A6B8"/>
@@ -2683,7 +4318,7 @@
       </w:rPr>
     </w:lvl>
   </w:abstractNum>
-  <w:abstractNum w:abstractNumId="6" w15:restartNumberingAfterBreak="0">
+  <w:abstractNum w:abstractNumId="9" w15:restartNumberingAfterBreak="0">
     <w:nsid w:val="439B5D89"/>
     <w:multiLevelType w:val="multilevel"/>
     <w:tmpl w:val="53706114"/>
@@ -2832,7 +4467,7 @@
       </w:rPr>
     </w:lvl>
   </w:abstractNum>
-  <w:abstractNum w:abstractNumId="7" w15:restartNumberingAfterBreak="0">
+  <w:abstractNum w:abstractNumId="10" w15:restartNumberingAfterBreak="0">
     <w:nsid w:val="498C5540"/>
     <w:multiLevelType w:val="hybridMultilevel"/>
     <w:tmpl w:val="83FCB8B2"/>
@@ -2918,7 +4553,7 @@
       </w:pPr>
     </w:lvl>
   </w:abstractNum>
-  <w:abstractNum w:abstractNumId="8" w15:restartNumberingAfterBreak="0">
+  <w:abstractNum w:abstractNumId="11" w15:restartNumberingAfterBreak="0">
     <w:nsid w:val="4A816854"/>
     <w:multiLevelType w:val="multilevel"/>
     <w:tmpl w:val="31F6021A"/>
@@ -3067,7 +4702,7 @@
       </w:rPr>
     </w:lvl>
   </w:abstractNum>
-  <w:abstractNum w:abstractNumId="9" w15:restartNumberingAfterBreak="0">
+  <w:abstractNum w:abstractNumId="12" w15:restartNumberingAfterBreak="0">
     <w:nsid w:val="4DD651F2"/>
     <w:multiLevelType w:val="multilevel"/>
     <w:tmpl w:val="0728CDE0"/>
@@ -3216,7 +4851,7 @@
       </w:rPr>
     </w:lvl>
   </w:abstractNum>
-  <w:abstractNum w:abstractNumId="10" w15:restartNumberingAfterBreak="0">
+  <w:abstractNum w:abstractNumId="13" w15:restartNumberingAfterBreak="0">
     <w:nsid w:val="56C87C12"/>
     <w:multiLevelType w:val="hybridMultilevel"/>
     <w:tmpl w:val="48F66784"/>
@@ -3302,7 +4937,120 @@
       </w:pPr>
     </w:lvl>
   </w:abstractNum>
-  <w:abstractNum w:abstractNumId="11" w15:restartNumberingAfterBreak="0">
+  <w:abstractNum w:abstractNumId="14" w15:restartNumberingAfterBreak="0">
+    <w:nsid w:val="63D35B03"/>
+    <w:multiLevelType w:val="multilevel"/>
+    <w:tmpl w:val="ADD8BAE4"/>
+    <w:lvl w:ilvl="0">
+      <w:start w:val="1"/>
+      <w:numFmt w:val="decimal"/>
+      <w:lvlText w:val="%1."/>
+      <w:lvlJc w:val="left"/>
+      <w:pPr>
+        <w:tabs>
+          <w:tab w:val="num" w:pos="720"/>
+        </w:tabs>
+        <w:ind w:left="720" w:hanging="360"/>
+      </w:pPr>
+    </w:lvl>
+    <w:lvl w:ilvl="1" w:tentative="1">
+      <w:start w:val="1"/>
+      <w:numFmt w:val="decimal"/>
+      <w:lvlText w:val="%2."/>
+      <w:lvlJc w:val="left"/>
+      <w:pPr>
+        <w:tabs>
+          <w:tab w:val="num" w:pos="1440"/>
+        </w:tabs>
+        <w:ind w:left="1440" w:hanging="360"/>
+      </w:pPr>
+    </w:lvl>
+    <w:lvl w:ilvl="2" w:tentative="1">
+      <w:start w:val="1"/>
+      <w:numFmt w:val="decimal"/>
+      <w:lvlText w:val="%3."/>
+      <w:lvlJc w:val="left"/>
+      <w:pPr>
+        <w:tabs>
+          <w:tab w:val="num" w:pos="2160"/>
+        </w:tabs>
+        <w:ind w:left="2160" w:hanging="360"/>
+      </w:pPr>
+    </w:lvl>
+    <w:lvl w:ilvl="3" w:tentative="1">
+      <w:start w:val="1"/>
+      <w:numFmt w:val="decimal"/>
+      <w:lvlText w:val="%4."/>
+      <w:lvlJc w:val="left"/>
+      <w:pPr>
+        <w:tabs>
+          <w:tab w:val="num" w:pos="2880"/>
+        </w:tabs>
+        <w:ind w:left="2880" w:hanging="360"/>
+      </w:pPr>
+    </w:lvl>
+    <w:lvl w:ilvl="4" w:tentative="1">
+      <w:start w:val="1"/>
+      <w:numFmt w:val="decimal"/>
+      <w:lvlText w:val="%5."/>
+      <w:lvlJc w:val="left"/>
+      <w:pPr>
+        <w:tabs>
+          <w:tab w:val="num" w:pos="3600"/>
+        </w:tabs>
+        <w:ind w:left="3600" w:hanging="360"/>
+      </w:pPr>
+    </w:lvl>
+    <w:lvl w:ilvl="5" w:tentative="1">
+      <w:start w:val="1"/>
+      <w:numFmt w:val="decimal"/>
+      <w:lvlText w:val="%6."/>
+      <w:lvlJc w:val="left"/>
+      <w:pPr>
+        <w:tabs>
+          <w:tab w:val="num" w:pos="4320"/>
+        </w:tabs>
+        <w:ind w:left="4320" w:hanging="360"/>
+      </w:pPr>
+    </w:lvl>
+    <w:lvl w:ilvl="6" w:tentative="1">
+      <w:start w:val="1"/>
+      <w:numFmt w:val="decimal"/>
+      <w:lvlText w:val="%7."/>
+      <w:lvlJc w:val="left"/>
+      <w:pPr>
+        <w:tabs>
+          <w:tab w:val="num" w:pos="5040"/>
+        </w:tabs>
+        <w:ind w:left="5040" w:hanging="360"/>
+      </w:pPr>
+    </w:lvl>
+    <w:lvl w:ilvl="7" w:tentative="1">
+      <w:start w:val="1"/>
+      <w:numFmt w:val="decimal"/>
+      <w:lvlText w:val="%8."/>
+      <w:lvlJc w:val="left"/>
+      <w:pPr>
+        <w:tabs>
+          <w:tab w:val="num" w:pos="5760"/>
+        </w:tabs>
+        <w:ind w:left="5760" w:hanging="360"/>
+      </w:pPr>
+    </w:lvl>
+    <w:lvl w:ilvl="8" w:tentative="1">
+      <w:start w:val="1"/>
+      <w:numFmt w:val="decimal"/>
+      <w:lvlText w:val="%9."/>
+      <w:lvlJc w:val="left"/>
+      <w:pPr>
+        <w:tabs>
+          <w:tab w:val="num" w:pos="6480"/>
+        </w:tabs>
+        <w:ind w:left="6480" w:hanging="360"/>
+      </w:pPr>
+    </w:lvl>
+  </w:abstractNum>
+  <w:abstractNum w:abstractNumId="15" w15:restartNumberingAfterBreak="0">
     <w:nsid w:val="6A5E5C4C"/>
     <w:multiLevelType w:val="multilevel"/>
     <w:tmpl w:val="52805CA4"/>
@@ -3415,7 +5163,7 @@
       </w:pPr>
     </w:lvl>
   </w:abstractNum>
-  <w:abstractNum w:abstractNumId="12" w15:restartNumberingAfterBreak="0">
+  <w:abstractNum w:abstractNumId="16" w15:restartNumberingAfterBreak="0">
     <w:nsid w:val="6BCE7BA8"/>
     <w:multiLevelType w:val="multilevel"/>
     <w:tmpl w:val="753C0454"/>
@@ -3532,7 +5280,7 @@
       </w:pPr>
     </w:lvl>
   </w:abstractNum>
-  <w:abstractNum w:abstractNumId="13" w15:restartNumberingAfterBreak="0">
+  <w:abstractNum w:abstractNumId="17" w15:restartNumberingAfterBreak="0">
     <w:nsid w:val="6F0858F0"/>
     <w:multiLevelType w:val="hybridMultilevel"/>
     <w:tmpl w:val="0BF4D000"/>
@@ -3622,45 +5370,57 @@
     </w:lvl>
   </w:abstractNum>
   <w:num w:numId="1">
+    <w:abstractNumId w:val="12"/>
+  </w:num>
+  <w:num w:numId="2">
     <w:abstractNumId w:val="9"/>
   </w:num>
-  <w:num w:numId="2">
+  <w:num w:numId="3">
+    <w:abstractNumId w:val="15"/>
+  </w:num>
+  <w:num w:numId="4">
+    <w:abstractNumId w:val="8"/>
+  </w:num>
+  <w:num w:numId="5">
+    <w:abstractNumId w:val="11"/>
+  </w:num>
+  <w:num w:numId="6">
+    <w:abstractNumId w:val="16"/>
+  </w:num>
+  <w:num w:numId="7">
+    <w:abstractNumId w:val="13"/>
+  </w:num>
+  <w:num w:numId="8">
+    <w:abstractNumId w:val="5"/>
+  </w:num>
+  <w:num w:numId="9">
+    <w:abstractNumId w:val="10"/>
+  </w:num>
+  <w:num w:numId="10">
+    <w:abstractNumId w:val="17"/>
+  </w:num>
+  <w:num w:numId="11">
     <w:abstractNumId w:val="6"/>
   </w:num>
-  <w:num w:numId="3">
-    <w:abstractNumId w:val="11"/>
+  <w:num w:numId="12">
+    <w:abstractNumId w:val="2"/>
   </w:num>
-  <w:num w:numId="4">
-    <w:abstractNumId w:val="5"/>
+  <w:num w:numId="13">
+    <w:abstractNumId w:val="4"/>
   </w:num>
-  <w:num w:numId="5">
-    <w:abstractNumId w:val="8"/>
-  </w:num>
-  <w:num w:numId="6">
-    <w:abstractNumId w:val="12"/>
-  </w:num>
-  <w:num w:numId="7">
-    <w:abstractNumId w:val="10"/>
-  </w:num>
-  <w:num w:numId="8">
+  <w:num w:numId="14">
     <w:abstractNumId w:val="3"/>
   </w:num>
-  <w:num w:numId="9">
+  <w:num w:numId="15">
     <w:abstractNumId w:val="7"/>
   </w:num>
-  <w:num w:numId="10">
-    <w:abstractNumId w:val="13"/>
-  </w:num>
-  <w:num w:numId="11">
-    <w:abstractNumId w:val="4"/>
-  </w:num>
-  <w:num w:numId="12">
+  <w:num w:numId="16">
     <w:abstractNumId w:val="0"/>
   </w:num>
-  <w:num w:numId="13">
-    <w:abstractNumId w:val="2"/>
+  <w:num w:numId="17">
+    <w:abstractNumId w:val="14"/>
   </w:num>
-  <w:num w:numId="14">
+  <w:num w:numId="18">
     <w:abstractNumId w:val="1"/>
   </w:num>
 </w:numbering>
